--- a/downloads/Ricardo_Avalos_Cybersecurity_Resume.docx
+++ b/downloads/Ricardo_Avalos_Cybersecurity_Resume.docx
@@ -18,9 +18,9 @@
       <w:r>
         <w:t>Toledo, IA | (309) 716-0588 | Ricardoavalos14@icloud.com</w:t>
         <w:br/>
-      </w:r>
-      <w:r>
         <w:t>LinkedIn: linkedin.com/in/yourprofile | GitHub: github.com/yourusername</w:t>
+        <w:br/>
+        <w:t>Portfolio: https://serafin209.github.io/ricardoavalos.github.io/</w:t>
       </w:r>
     </w:p>
     <w:p>

--- a/downloads/Ricardo_Avalos_Cybersecurity_Resume.docx
+++ b/downloads/Ricardo_Avalos_Cybersecurity_Resume.docx
@@ -17,8 +17,6 @@
       </w:pPr>
       <w:r>
         <w:t>Toledo, IA | (309) 716-0588 | Ricardoavalos14@icloud.com</w:t>
-        <w:br/>
-        <w:t>LinkedIn: linkedin.com/in/yourprofile | GitHub: github.com/yourusername</w:t>
         <w:br/>
         <w:t>Portfolio: https://serafin209.github.io/ricardoavalos.github.io/</w:t>
       </w:r>
